--- a/SKILL-11/2400030128_FASD_SKILL_11.docx
+++ b/SKILL-11/2400030128_FASD_SKILL_11.docx
@@ -19,16 +19,7 @@
           <w:sz w:val="24"/>
           <w:szCs w:val="24"/>
         </w:rPr>
-        <w:t xml:space="preserve">Skill 11: </w:t>
-      </w:r>
-      <w:r>
-        <w:rPr>
-          <w:b/>
-          <w:bCs/>
-          <w:sz w:val="24"/>
-          <w:szCs w:val="24"/>
-        </w:rPr>
-        <w:t>React API Integration - Fetching Data Using Fetch API, Axios &amp; Local JSON</w:t>
+        <w:t>Skill 11: React API Integration - Fetching Data Using Fetch API, Axios &amp; Local JSON</w:t>
       </w:r>
     </w:p>
     <w:p>
@@ -142,6 +133,9 @@
         <w:ind w:left="142"/>
       </w:pPr>
       <w:r>
+        <w:rPr>
+          <w:noProof/>
+        </w:rPr>
         <w:drawing>
           <wp:inline distT="0" distB="0" distL="0" distR="0" wp14:anchorId="66C65137" wp14:editId="2E64EC4C">
             <wp:extent cx="2171739" cy="3497580"/>
@@ -3728,6 +3722,7 @@
         <w:rPr>
           <w:b/>
           <w:bCs/>
+          <w:noProof/>
         </w:rPr>
         <w:drawing>
           <wp:inline distT="0" distB="0" distL="0" distR="0" wp14:anchorId="6F5F261E" wp14:editId="0F921865">
@@ -3778,6 +3773,7 @@
         <w:rPr>
           <w:b/>
           <w:bCs/>
+          <w:noProof/>
         </w:rPr>
         <w:drawing>
           <wp:inline distT="0" distB="0" distL="0" distR="0" wp14:anchorId="03E9C365" wp14:editId="0C745DC4">
@@ -3821,6 +3817,9 @@
         <w:ind w:left="142"/>
       </w:pPr>
       <w:r>
+        <w:rPr>
+          <w:noProof/>
+        </w:rPr>
         <w:lastRenderedPageBreak/>
         <w:drawing>
           <wp:inline distT="0" distB="0" distL="0" distR="0" wp14:anchorId="2951E564" wp14:editId="1CAE0423">
@@ -3864,6 +3863,9 @@
         <w:ind w:left="142"/>
       </w:pPr>
       <w:r>
+        <w:rPr>
+          <w:noProof/>
+        </w:rPr>
         <w:drawing>
           <wp:inline distT="0" distB="0" distL="0" distR="0" wp14:anchorId="006EB2BF" wp14:editId="2441C085">
             <wp:extent cx="5731510" cy="3222625"/>
@@ -3906,6 +3908,9 @@
         <w:ind w:left="142"/>
       </w:pPr>
       <w:r>
+        <w:rPr>
+          <w:noProof/>
+        </w:rPr>
         <w:lastRenderedPageBreak/>
         <w:drawing>
           <wp:inline distT="0" distB="0" distL="0" distR="0" wp14:anchorId="715C2D25" wp14:editId="0458C101">
@@ -3942,6 +3947,71 @@
             </a:graphic>
           </wp:inline>
         </w:drawing>
+      </w:r>
+    </w:p>
+    <w:p>
+      <w:pPr>
+        <w:ind w:left="142"/>
+      </w:pPr>
+    </w:p>
+    <w:p>
+      <w:pPr>
+        <w:ind w:left="142"/>
+      </w:pPr>
+    </w:p>
+    <w:p>
+      <w:pPr>
+        <w:ind w:left="142"/>
+      </w:pPr>
+    </w:p>
+    <w:p>
+      <w:pPr>
+        <w:ind w:left="142"/>
+      </w:pPr>
+    </w:p>
+    <w:p>
+      <w:pPr>
+        <w:ind w:left="142"/>
+      </w:pPr>
+    </w:p>
+    <w:p>
+      <w:pPr>
+        <w:ind w:left="142"/>
+      </w:pPr>
+    </w:p>
+    <w:p>
+      <w:pPr>
+        <w:ind w:left="142"/>
+      </w:pPr>
+    </w:p>
+    <w:p>
+      <w:pPr>
+        <w:rPr>
+          <w:b/>
+          <w:bCs/>
+        </w:rPr>
+      </w:pPr>
+      <w:r>
+        <w:rPr>
+          <w:b/>
+          <w:bCs/>
+        </w:rPr>
+        <w:t xml:space="preserve">GITHUB LINK: </w:t>
+      </w:r>
+    </w:p>
+    <w:p>
+      <w:pPr>
+        <w:rPr>
+          <w:sz w:val="18"/>
+          <w:szCs w:val="18"/>
+        </w:rPr>
+      </w:pPr>
+      <w:r>
+        <w:rPr>
+          <w:sz w:val="18"/>
+          <w:szCs w:val="18"/>
+        </w:rPr>
+        <w:t>https://github.com/nagasubrahmanyammeka/SkillExperiments_2400030128_FSAD_Sec2/tree/main/SKILL-11</w:t>
       </w:r>
     </w:p>
     <w:sectPr>
@@ -4078,6 +4148,7 @@
         <v:shape id="PowerPlusWaterMarkObject1379420891" o:spid="_x0000_s1026" type="#_x0000_t136" style="position:absolute;margin-left:0;margin-top:0;width:451.25pt;height:135.35pt;z-index:-251655168;mso-position-horizontal:center;mso-position-horizontal-relative:margin;mso-position-vertical:center;mso-position-vertical-relative:margin" o:allowincell="f" fillcolor="#161616 [334]" stroked="f">
           <v:fill opacity=".5"/>
           <v:textpath style="font-family:&quot;Calibri&quot;;font-size:1pt" string="2400030128"/>
+          <w10:wrap anchorx="margin" anchory="margin"/>
         </v:shape>
       </w:pict>
     </w:r>
@@ -4123,6 +4194,7 @@
         <v:shape id="PowerPlusWaterMarkObject1379420892" o:spid="_x0000_s1027" type="#_x0000_t136" style="position:absolute;margin-left:0;margin-top:0;width:451.25pt;height:135.35pt;z-index:-251653120;mso-position-horizontal:center;mso-position-horizontal-relative:margin;mso-position-vertical:center;mso-position-vertical-relative:margin" o:allowincell="f" fillcolor="#161616 [334]" stroked="f">
           <v:fill opacity=".5"/>
           <v:textpath style="font-family:&quot;Calibri&quot;;font-size:1pt" string="2400030128"/>
+          <w10:wrap anchorx="margin" anchory="margin"/>
         </v:shape>
       </w:pict>
     </w:r>
@@ -4168,6 +4240,7 @@
         <v:shape id="PowerPlusWaterMarkObject1379420890" o:spid="_x0000_s1025" type="#_x0000_t136" style="position:absolute;margin-left:0;margin-top:0;width:451.25pt;height:135.35pt;z-index:-251657216;mso-position-horizontal:center;mso-position-horizontal-relative:margin;mso-position-vertical:center;mso-position-vertical-relative:margin" o:allowincell="f" fillcolor="#161616 [334]" stroked="f">
           <v:fill opacity=".5"/>
           <v:textpath style="font-family:&quot;Calibri&quot;;font-size:1pt" string="2400030128"/>
+          <w10:wrap anchorx="margin" anchory="margin"/>
         </v:shape>
       </w:pict>
     </w:r>
@@ -5135,6 +5208,29 @@
     <w:uiPriority w:val="99"/>
     <w:rsid w:val="0037379F"/>
   </w:style>
+  <w:style w:type="character" w:styleId="Hyperlink">
+    <w:name w:val="Hyperlink"/>
+    <w:basedOn w:val="DefaultParagraphFont"/>
+    <w:uiPriority w:val="99"/>
+    <w:unhideWhenUsed/>
+    <w:rsid w:val="00CF1BB5"/>
+    <w:rPr>
+      <w:color w:val="467886" w:themeColor="hyperlink"/>
+      <w:u w:val="single"/>
+    </w:rPr>
+  </w:style>
+  <w:style w:type="character" w:styleId="UnresolvedMention">
+    <w:name w:val="Unresolved Mention"/>
+    <w:basedOn w:val="DefaultParagraphFont"/>
+    <w:uiPriority w:val="99"/>
+    <w:semiHidden/>
+    <w:unhideWhenUsed/>
+    <w:rsid w:val="00CF1BB5"/>
+    <w:rPr>
+      <w:color w:val="605E5C"/>
+      <w:shd w:val="clear" w:color="auto" w:fill="E1DFDD"/>
+    </w:rPr>
+  </w:style>
 </w:styles>
 </file>
 
